--- a/ELPHAZ MORARA OTERO RESUME.docx
+++ b/ELPHAZ MORARA OTERO RESUME.docx
@@ -1627,21 +1627,49 @@
           <w:rFonts w:ascii="Times New Roman" w:hAnsi="Times New Roman" w:cs="Times New Roman"/>
           <w:sz w:val="24"/>
         </w:rPr>
-        <w:t xml:space="preserve">Bachelor of IT and </w:t>
-      </w:r>
-      <w:r>
-        <w:rPr>
-          <w:rFonts w:ascii="Times New Roman" w:hAnsi="Times New Roman" w:cs="Times New Roman"/>
-          <w:sz w:val="24"/>
-        </w:rPr>
-        <w:t>Data Analysis</w:t>
-      </w:r>
-      <w:r>
-        <w:rPr>
-          <w:rFonts w:ascii="Times New Roman" w:hAnsi="Times New Roman" w:cs="Times New Roman"/>
-          <w:sz w:val="24"/>
-        </w:rPr>
-        <w:t xml:space="preserve">  |  Kenya Methodist University</w:t>
+        <w:t xml:space="preserve">Bachelor of </w:t>
+      </w:r>
+      <w:r>
+        <w:rPr>
+          <w:rFonts w:ascii="Times New Roman" w:hAnsi="Times New Roman" w:cs="Times New Roman"/>
+          <w:sz w:val="24"/>
+        </w:rPr>
+        <w:t>Business</w:t>
+      </w:r>
+      <w:r>
+        <w:rPr>
+          <w:rFonts w:ascii="Times New Roman" w:hAnsi="Times New Roman" w:cs="Times New Roman"/>
+          <w:sz w:val="24"/>
+        </w:rPr>
+        <w:t xml:space="preserve"> </w:t>
+      </w:r>
+      <w:r>
+        <w:rPr>
+          <w:rFonts w:ascii="Times New Roman" w:hAnsi="Times New Roman" w:cs="Times New Roman"/>
+          <w:sz w:val="24"/>
+        </w:rPr>
+        <w:t>Information Technology (BBIT)</w:t>
+      </w:r>
+      <w:r>
+        <w:rPr>
+          <w:rFonts w:ascii="Times New Roman" w:hAnsi="Times New Roman" w:cs="Times New Roman"/>
+          <w:sz w:val="24"/>
+        </w:rPr>
+        <w:t xml:space="preserve"> | Multimedia</w:t>
+      </w:r>
+      <w:r>
+        <w:rPr>
+          <w:rFonts w:ascii="Times New Roman" w:hAnsi="Times New Roman" w:cs="Times New Roman"/>
+          <w:sz w:val="24"/>
+        </w:rPr>
+        <w:t xml:space="preserve"> University</w:t>
+      </w:r>
+      <w:r>
+        <w:rPr>
+          <w:rFonts w:ascii="Times New Roman" w:hAnsi="Times New Roman" w:cs="Times New Roman"/>
+          <w:sz w:val="24"/>
+        </w:rPr>
+        <w:t xml:space="preserve"> of Kenya</w:t>
       </w:r>
     </w:p>
     <w:p>
